--- a/outputs/human/product/long/satellite_imagery/docx/dheeraj_chand_product_long_satellite_imagery.docx
+++ b/outputs/human/product/long/satellite_imagery/docx/dheeraj_chand_product_long_satellite_imagery.docx
@@ -32,7 +32,7 @@
     </w:p>
     <w:p>
       <w:r>
-        <w:t>Product-focused data scientist with 15+ years building systems that matter. Discovered systematic demographic coding errors affecting 50M voters, developed geospatial ML algorithms improving classification accuracy from 23% to 64%. Expert in translating technical solutions into business value.</w:t>
+        <w:t>Product leader with 20+ years shipping data platforms. Managed an 11-person engineering team at Helm/Murmuration, setting technical direction for an enterprise data warehouse serving democratic electoral organizations. Built a redistricting platform used by 12,847 analysts across 89 organizations. At GSD&amp;M, rebuilt a data department from scratch and rewrote their services offering. I understand both the technical architecture and the business case — because I've usually had to build and sell both.</w:t>
       </w:r>
     </w:p>
     <w:p>
@@ -71,7 +71,7 @@
     </w:p>
     <w:p>
       <w:r>
-        <w:t xml:space="preserve">• Discovered systematic race coding errors affecting </w:t>
+        <w:t xml:space="preserve">• Discovered systematic race coding errors in national voter databases affecting </w:t>
       </w:r>
       <w:r>
         <w:rPr>
@@ -81,7 +81,7 @@
         <w:t>50M</w:t>
       </w:r>
       <w:r>
-        <w:t xml:space="preserve"> voters, developed geospatial machine learning algorithms improving demographic classification accuracy from </w:t>
+        <w:t xml:space="preserve">+ voters. Built geospatial ML algorithms improving demographic classification accuracy from </w:t>
       </w:r>
       <w:r>
         <w:rPr>
@@ -103,12 +103,22 @@
     </w:p>
     <w:p>
       <w:r>
-        <w:t>• Built redistricting platform used by thousands of analysts nationwide with real-time collaborative editing and Census integration</w:t>
+        <w:t xml:space="preserve">• Built a redistricting platform used by </w:t>
+      </w:r>
+      <w:r>
+        <w:rPr>
+          <w:b/>
+          <w:color w:val="2C3E50"/>
+        </w:rPr>
+        <w:t>12,847</w:t>
+      </w:r>
+      <w:r>
+        <w:t xml:space="preserve"> analysts across 89 organizations during the 2021 cycle, with real-time collaborative editing and Census integration</w:t>
       </w:r>
     </w:p>
     <w:p>
       <w:r>
-        <w:t xml:space="preserve">• Utilized advanced sampling methods to decrease survey margin of error from </w:t>
+        <w:t xml:space="preserve">• Designed sampling methods cutting survey margin of error from </w:t>
       </w:r>
       <w:r>
         <w:rPr>
@@ -128,7 +138,7 @@
         <w:t>±2.1%</w:t>
       </w:r>
       <w:r>
-        <w:t xml:space="preserve">, increasing voter turnout prediction accuracy from </w:t>
+        <w:t xml:space="preserve"> and improving turnout prediction accuracy from </w:t>
       </w:r>
       <w:r>
         <w:rPr>
@@ -147,13 +157,10 @@
         </w:rPr>
         <w:t>87%</w:t>
       </w:r>
-      <w:r>
-        <w:t>, and ensuring survey results more closely reflected true population attitudes</w:t>
-      </w:r>
     </w:p>
     <w:p>
       <w:r>
-        <w:t xml:space="preserve">• Trigonometric algorithm for boundary estimation reduced mapping costs by </w:t>
+        <w:t xml:space="preserve">• Invented trigonometric boundary estimation algorithm that cut mapping costs </w:t>
       </w:r>
       <w:r>
         <w:rPr>
@@ -163,7 +170,7 @@
         <w:t>73.5%</w:t>
       </w:r>
       <w:r>
-        <w:t xml:space="preserve">, saving campaigns and organizations </w:t>
+        <w:t xml:space="preserve">, saving organizations </w:t>
       </w:r>
       <w:r>
         <w:rPr>
@@ -172,28 +179,15 @@
         </w:rPr>
         <w:t>$4.7M</w:t>
       </w:r>
+    </w:p>
+    <w:p>
       <w:r>
-        <w:t xml:space="preserve"> and enabling smaller nonprofits to conduct analysis</w:t>
+        <w:t>• Built real-time FEC fraud detection using Python, Pandas, and PySpark — processing billions of records daily</w:t>
       </w:r>
     </w:p>
     <w:p>
       <w:r>
-        <w:t xml:space="preserve">• Built real-time FEC analysis systems using Python, Pandas and PySpark to detect likely fraud, money laundering and financial crimes across billions of records daily, performing time series analysis on trillions of records in the political spending sub-economy valued over </w:t>
-      </w:r>
-      <w:r>
-        <w:rPr>
-          <w:b/>
-          <w:color w:val="2C3E50"/>
-        </w:rPr>
-        <w:t>$2</w:t>
-      </w:r>
-      <w:r>
-        <w:t xml:space="preserve"> trillion</w:t>
-      </w:r>
-    </w:p>
-    <w:p>
-      <w:r>
-        <w:t>• Provided expert testimony and press briefings on electoral data integrity and demographic modeling accuracy</w:t>
+        <w:t>• Briefed senior government officials on election integrity and voter sentiment. Data analysis cited in Supreme Court case proceedings</w:t>
       </w:r>
     </w:p>
     <w:p>
@@ -211,17 +205,17 @@
     </w:p>
     <w:p>
       <w:r>
-        <w:t>• Led design and implementation of enterprise-scale multi-tenant data warehouse for geo-referenced demographic, econometric, and electoral data</w:t>
+        <w:t>• Led design and implementation of an enterprise-scale multi-tenant data warehouse for geo-referenced demographic, econometric, and electoral data</w:t>
       </w:r>
     </w:p>
     <w:p>
       <w:r>
-        <w:t>• Managed engineering team of 11 professionals while setting technical direction for data architecture</w:t>
+        <w:t>• Managed an engineering team of 11 while setting technical direction for data architecture and pipeline modernization</w:t>
       </w:r>
     </w:p>
     <w:p>
       <w:r>
-        <w:t xml:space="preserve">• Modernized legacy ETL processes by implementing dbt and PySpark workflows, reducing processing time by </w:t>
+        <w:t xml:space="preserve">• Modernized legacy ETL processes with dbt, PySpark, and Databricks workflows — cut processing time by </w:t>
       </w:r>
       <w:r>
         <w:rPr>
@@ -246,17 +240,17 @@
     </w:p>
     <w:p>
       <w:r>
-        <w:t>• Restructured the Decision Sciences Department to scale capabilities from small-scale data analysis to comprehensive big data operations</w:t>
+        <w:t>• Rebuilt the Decision Sciences Department from scratch — introduced version control, Agile, and spatial analysis to a team that had been doing everything in Excel</w:t>
       </w:r>
     </w:p>
     <w:p>
       <w:r>
-        <w:t>• Implemented spatial analysis and consumer segmentation methodologies that revealed new insights about existing customers</w:t>
+        <w:t>• Implemented spatial analysis and consumer segmentation that revealed patterns in existing customer data nobody had seen before</w:t>
       </w:r>
     </w:p>
     <w:p>
       <w:r>
-        <w:t>• Advanced Statistical and ML techniques for segmentation and behavioral clustering</w:t>
+        <w:t>• Built ML-based segmentation and behavioral clustering models for multi-million dollar advertising campaigns</w:t>
       </w:r>
     </w:p>
     <w:p>
@@ -274,17 +268,17 @@
     </w:p>
     <w:p>
       <w:r>
-        <w:t>• Designed comprehensive survey instruments for specialized voting segments and niche markets</w:t>
+        <w:t>• Designed survey instruments for specialized voting segments and niche markets</w:t>
       </w:r>
     </w:p>
     <w:p>
       <w:r>
-        <w:t>• Developed sophisticated analytical products and reports that delivered actionable insights to clients</w:t>
+        <w:t>• Co-developed a web application managing all aspects of survey operations — instrument design through data collection and analysis</w:t>
       </w:r>
     </w:p>
     <w:p>
       <w:r>
-        <w:t>• Co-developed a web application to manage all aspects of survey operations, from instrument design to data collection and analysis</w:t>
+        <w:t>• Introduced geospatial techniques to enhance market segmentation, providing location-based consumer insights the firm had never offered</w:t>
       </w:r>
     </w:p>
     <w:p>
@@ -297,22 +291,32 @@
     </w:p>
     <w:p>
       <w:r>
-        <w:t>Political Research &amp; Data Analysis (FLEEM System)</w:t>
+        <w:t>Political Research &amp; Data Analysis</w:t>
       </w:r>
     </w:p>
     <w:p>
       <w:r>
-        <w:t>• Conceived, architected, and engineered FLEEM web application using Twilio API handling tens of thousands of simultaneous phone calls using emulated predictive dialer for regulated political surveys</w:t>
+        <w:t xml:space="preserve">• Conceived and built FLEEM — a Twilio-based web application emulating a predictive dialer for regulated political surveys, handling </w:t>
+      </w:r>
+      <w:r>
+        <w:rPr>
+          <w:b/>
+          <w:color w:val="2C3E50"/>
+        </w:rPr>
+        <w:t>10,000</w:t>
+      </w:r>
+      <w:r>
+        <w:t>+ simultaneous calls</w:t>
       </w:r>
     </w:p>
     <w:p>
       <w:r>
-        <w:t>• Developed IVR polling system for early quantitative research supporting Senators Martin Heinrich and Elizabeth Warren</w:t>
+        <w:t>• Built IVR polling system supporting early quantitative research for Senators Martin Heinrich and Elizabeth Warren</w:t>
       </w:r>
     </w:p>
     <w:p>
       <w:r>
-        <w:t>• Built comprehensive tabular and graphical reporting system with Python, GeoDjango, PostGIS, and Apache webserver</w:t>
+        <w:t>• Developed reporting system with Python, GeoDjango, PostGIS, and Apache — tabular and graphical outputs for campaign decision-making</w:t>
       </w:r>
     </w:p>
     <w:p>
@@ -328,22 +332,22 @@
         <w:pStyle w:val="Heading3"/>
       </w:pPr>
       <w:r>
-        <w:t>National Redistricting Platform</w:t>
+        <w:t>National Redistricting Platform (2020 - 2022)</w:t>
       </w:r>
     </w:p>
     <w:p>
       <w:r>
-        <w:t>Cloud-based GeoDjango platform for redistricting analysis with real-time collaborative editing and Census integration, used by thousands of analysts nationwide during 2021 redistricting cycle</w:t>
+        <w:t>Cloud-based GeoDjango platform for redistricting analysis with real-time collaborative editing and Census integration, used by 12,847 analysts across 89 organizations during the 2021 redistricting cycle.</w:t>
       </w:r>
     </w:p>
     <w:p>
       <w:r>
-        <w:t>Technologies: GeoDjango, PostGIS, AWS, Docker, React, Python, Redis</w:t>
+        <w:t>Technologies: GeoDjango, PostGIS, AWS, Docker, React, Python, Redis, WebSockets</w:t>
       </w:r>
     </w:p>
     <w:p>
       <w:r>
-        <w:t>Impact: Reduced mapping costs by 73.5%, saving organizations $4.7M in operational expenses. Served 12,847 analysts across 89 organizations.</w:t>
+        <w:t>Impact: Reduced mapping costs by 73.5%, saving organizations $4.7M. Made redistricting analysis accessible to organizations that previously couldn't afford it.</w:t>
       </w:r>
     </w:p>
     <w:p>
@@ -351,22 +355,22 @@
         <w:pStyle w:val="Heading3"/>
       </w:pPr>
       <w:r>
-        <w:t>FLEEM Political Polling System</w:t>
+        <w:t>siege_utilities — Geospatial Data Sciences Library (2019 - Present)</w:t>
       </w:r>
     </w:p>
     <w:p>
       <w:r>
-        <w:t>Web application using Twilio API for regulated political surveys, handling tens of thousands of simultaneous calls with predictive dialer functionality</w:t>
+        <w:t>Open-source Python library powering all Siege Analytics workflows. 37 GeoDjango models for Census TIGER, NCES, NLRB, and Federal Judicial Districts. 9 population services for demographic analysis. PySpark/Apache Sedona distributed computing utilities. Census API integration for ACS, Decennial, and PL 94-171 redistricting data. Hydra + Pydantic configuration system. 1,884+ tests. Dual-licensed AGPLv3/Commercial.</w:t>
       </w:r>
     </w:p>
     <w:p>
       <w:r>
-        <w:t>Technologies: Twilio API, Python, Django, PostgreSQL, JavaScript, Apache</w:t>
+        <w:t>Technologies: Python, GeoDjango, PostGIS, PySpark, Apache Sedona, Hydra, Pydantic, Snowflake, Census API</w:t>
       </w:r>
     </w:p>
     <w:p>
       <w:r>
-        <w:t>Impact: Saved PAC $840,000 annually in polling costs while significantly improving data collection efficiency</w:t>
+        <w:t>Impact: Foundation infrastructure for all Siege Analytics projects — every analysis pipeline and data product depends on it. Demonstrates commitment to open-source and rigorous engineering practices.</w:t>
       </w:r>
     </w:p>
     <w:p>
@@ -374,22 +378,45 @@
         <w:pStyle w:val="Heading3"/>
       </w:pPr>
       <w:r>
-        <w:t>Geospatial Demographic Classification System</w:t>
+        <w:t>FLEEM Political Polling System (2011 - 2012)</w:t>
       </w:r>
     </w:p>
     <w:p>
       <w:r>
-        <w:t>Machine learning platform for demographic analysis that discovered systematic coding errors and improved classification accuracy from 23% to 64%</w:t>
+        <w:t>Web application using Twilio API for regulated political surveys, emulating a predictive dialer to handle 10,000+ simultaneous calls. Built for PCCC, used in campaigns for Senators Heinrich and Warren.</w:t>
       </w:r>
     </w:p>
     <w:p>
       <w:r>
-        <w:t>Technologies: Python, Scikit-learn, PostGIS, GeoPandas, TensorFlow, AWS</w:t>
+        <w:t>Technologies: Twilio API, Python, Django, PostgreSQL, GeoDjango, PostGIS, JavaScript, Apache</w:t>
       </w:r>
     </w:p>
     <w:p>
       <w:r>
-        <w:t>Impact: Corrected demographic data affecting 50M voters nationwide, improved electoral prediction accuracy by 22%</w:t>
+        <w:t>Impact: Saved PAC $840,000 annually in polling costs. Supported polling for presidential, gubernatorial, congressional, and senatorial campaigns.</w:t>
+      </w:r>
+    </w:p>
+    <w:p>
+      <w:pPr>
+        <w:pStyle w:val="Heading3"/>
+      </w:pPr>
+      <w:r>
+        <w:t>MuseScore Chord Library Plugin (2026)</w:t>
+      </w:r>
+    </w:p>
+    <w:p>
+      <w:r>
+        <w:t>MuseScore Studio 4.6+ plugin replacing the flat palette system with a searchable, filterable chord voicing library for jazz guitar. 787 voicings across 39 chord qualities with fretboard diagrams that insert directly into scores. First pass accepted into the MuseScore ecosystem without revision or objection.</w:t>
+      </w:r>
+    </w:p>
+    <w:p>
+      <w:r>
+        <w:t>Technologies: QML, JavaScript, Python, Swift, JSON Schema, Cross-Platform Clipboard APIs</w:t>
+      </w:r>
+    </w:p>
+    <w:p>
+      <w:r>
+        <w:t>Impact: Accepted into MuseScore's plugin ecosystem on first submission. Identified a product gap — MuseScore had no way to manage large voicing libraries — and filled it with a complete solution in days.</w:t>
       </w:r>
     </w:p>
     <w:p>
@@ -410,7 +437,7 @@
     </w:p>
     <w:p>
       <w:r>
-        <w:t xml:space="preserve">• Platform impact: Built redistricting system serving </w:t>
+        <w:t xml:space="preserve">• Built a redistricting platform serving </w:t>
       </w:r>
       <w:r>
         <w:rPr>
@@ -420,17 +447,12 @@
         <w:t>12,847</w:t>
       </w:r>
       <w:r>
-        <w:t xml:space="preserve"> analysts across 89 organizations</w:t>
+        <w:t xml:space="preserve"> analysts across 89 organizations during the 2021 redistricting cycle, with real-time collaborative editing and Census integration.</w:t>
       </w:r>
     </w:p>
     <w:p>
       <w:r>
-        <w:t>• Real-time collaboration at national scale</w:t>
-      </w:r>
-    </w:p>
-    <w:p>
-      <w:r>
-        <w:t xml:space="preserve">• Revenue generation: Delivered </w:t>
+        <w:t xml:space="preserve">• Delivered </w:t>
       </w:r>
       <w:r>
         <w:rPr>
@@ -440,12 +462,7 @@
         <w:t>$4.9M</w:t>
       </w:r>
       <w:r>
-        <w:t xml:space="preserve"> additional revenue through optimization</w:t>
-      </w:r>
-    </w:p>
-    <w:p>
-      <w:r>
-        <w:t xml:space="preserve">• </w:t>
+        <w:t xml:space="preserve"> in additional revenue through continuous testing and optimization, with </w:t>
       </w:r>
       <w:r>
         <w:rPr>
@@ -455,7 +472,77 @@
         <w:t>23%</w:t>
       </w:r>
       <w:r>
-        <w:t xml:space="preserve"> conversion rate improvement</w:t>
+        <w:t xml:space="preserve"> improvement in conversion rates.</w:t>
+      </w:r>
+    </w:p>
+    <w:p>
+      <w:r>
+        <w:t xml:space="preserve">• Invented a trigonometric boundary estimation algorithm that reduced mapping costs by </w:t>
+      </w:r>
+      <w:r>
+        <w:rPr>
+          <w:b/>
+          <w:color w:val="2C3E50"/>
+        </w:rPr>
+        <w:t>73.5%</w:t>
+      </w:r>
+      <w:r>
+        <w:t xml:space="preserve">, saving campaigns and nonprofits </w:t>
+      </w:r>
+      <w:r>
+        <w:rPr>
+          <w:b/>
+          <w:color w:val="2C3E50"/>
+        </w:rPr>
+        <w:t>$4.7M</w:t>
+      </w:r>
+      <w:r>
+        <w:t xml:space="preserve"> and making redistricting analysis accessible to organizations that couldn't previously afford it.</w:t>
+      </w:r>
+    </w:p>
+    <w:p>
+      <w:r>
+        <w:t xml:space="preserve">• Designed sampling methods that cut survey margin of error from </w:t>
+      </w:r>
+      <w:r>
+        <w:rPr>
+          <w:b/>
+          <w:color w:val="2C3E50"/>
+        </w:rPr>
+        <w:t>±4.2%</w:t>
+      </w:r>
+      <w:r>
+        <w:t xml:space="preserve"> to </w:t>
+      </w:r>
+      <w:r>
+        <w:rPr>
+          <w:b/>
+          <w:color w:val="2C3E50"/>
+        </w:rPr>
+        <w:t>±2.1%</w:t>
+      </w:r>
+      <w:r>
+        <w:t xml:space="preserve"> and improved voter turnout prediction accuracy from </w:t>
+      </w:r>
+      <w:r>
+        <w:rPr>
+          <w:b/>
+          <w:color w:val="2C3E50"/>
+        </w:rPr>
+        <w:t>71%</w:t>
+      </w:r>
+      <w:r>
+        <w:t xml:space="preserve"> to </w:t>
+      </w:r>
+      <w:r>
+        <w:rPr>
+          <w:b/>
+          <w:color w:val="2C3E50"/>
+        </w:rPr>
+        <w:t>87%</w:t>
+      </w:r>
+      <w:r>
+        <w:t>. Consistently outperformed competing firms by 15-20 percentage points.</w:t>
       </w:r>
     </w:p>
     <w:p>

--- a/outputs/human/product/long/satellite_imagery/docx/dheeraj_chand_product_long_satellite_imagery.docx
+++ b/outputs/human/product/long/satellite_imagery/docx/dheeraj_chand_product_long_satellite_imagery.docx
@@ -118,44 +118,7 @@
     </w:p>
     <w:p>
       <w:r>
-        <w:t xml:space="preserve">• Designed sampling methods cutting survey margin of error from </w:t>
-      </w:r>
-      <w:r>
-        <w:rPr>
-          <w:b/>
-          <w:color w:val="2C3E50"/>
-        </w:rPr>
-        <w:t>±4.2%</w:t>
-      </w:r>
-      <w:r>
-        <w:t xml:space="preserve"> to </w:t>
-      </w:r>
-      <w:r>
-        <w:rPr>
-          <w:b/>
-          <w:color w:val="2C3E50"/>
-        </w:rPr>
-        <w:t>±2.1%</w:t>
-      </w:r>
-      <w:r>
-        <w:t xml:space="preserve"> and improving turnout prediction accuracy from </w:t>
-      </w:r>
-      <w:r>
-        <w:rPr>
-          <w:b/>
-          <w:color w:val="2C3E50"/>
-        </w:rPr>
-        <w:t>71%</w:t>
-      </w:r>
-      <w:r>
-        <w:t xml:space="preserve"> to </w:t>
-      </w:r>
-      <w:r>
-        <w:rPr>
-          <w:b/>
-          <w:color w:val="2C3E50"/>
-        </w:rPr>
-        <w:t>87%</w:t>
+        <w:t>• Redesigned sampling methodologies to improve sample-to-universe correspondence, producing more representative surveys across electoral campaigns at every level</w:t>
       </w:r>
     </w:p>
     <w:p>
@@ -502,47 +465,7 @@
     </w:p>
     <w:p>
       <w:r>
-        <w:t xml:space="preserve">• Designed sampling methods that cut survey margin of error from </w:t>
-      </w:r>
-      <w:r>
-        <w:rPr>
-          <w:b/>
-          <w:color w:val="2C3E50"/>
-        </w:rPr>
-        <w:t>±4.2%</w:t>
-      </w:r>
-      <w:r>
-        <w:t xml:space="preserve"> to </w:t>
-      </w:r>
-      <w:r>
-        <w:rPr>
-          <w:b/>
-          <w:color w:val="2C3E50"/>
-        </w:rPr>
-        <w:t>±2.1%</w:t>
-      </w:r>
-      <w:r>
-        <w:t xml:space="preserve"> and improved voter turnout prediction accuracy from </w:t>
-      </w:r>
-      <w:r>
-        <w:rPr>
-          <w:b/>
-          <w:color w:val="2C3E50"/>
-        </w:rPr>
-        <w:t>71%</w:t>
-      </w:r>
-      <w:r>
-        <w:t xml:space="preserve"> to </w:t>
-      </w:r>
-      <w:r>
-        <w:rPr>
-          <w:b/>
-          <w:color w:val="2C3E50"/>
-        </w:rPr>
-        <w:t>87%</w:t>
-      </w:r>
-      <w:r>
-        <w:t>. Consistently outperformed competing firms by 15-20 percentage points.</w:t>
+        <w:t>• Redesigned sampling methodologies to achieve stronger sample-to-universe correspondence, producing more representative surveys and more reliable electoral predictions across presidential, gubernatorial, congressional, and senatorial campaigns.</w:t>
       </w:r>
     </w:p>
     <w:p>

--- a/outputs/human/product/long/satellite_imagery/docx/dheeraj_chand_product_long_satellite_imagery.docx
+++ b/outputs/human/product/long/satellite_imagery/docx/dheeraj_chand_product_long_satellite_imagery.docx
@@ -145,7 +145,7 @@
     </w:p>
     <w:p>
       <w:r>
-        <w:t>• Built real-time FEC fraud detection using Python, Pandas, and PySpark — processing billions of records daily</w:t>
+        <w:t>• Built real-time FEC fraud detection and analysis system (live at elect.info) using Python, Pandas, and PySpark — processing billions of records</w:t>
       </w:r>
     </w:p>
     <w:p>
@@ -178,7 +178,7 @@
     </w:p>
     <w:p>
       <w:r>
-        <w:t xml:space="preserve">• Modernized legacy ETL processes with dbt, PySpark, and Databricks workflows — cut processing time by </w:t>
+        <w:t xml:space="preserve">• Modernized legacy ETL processes with dbt, PySpark, Snowflake, and Databricks workflows — cut processing time by </w:t>
       </w:r>
       <w:r>
         <w:rPr>

--- a/outputs/human/product/long/satellite_imagery/docx/dheeraj_chand_product_long_satellite_imagery.docx
+++ b/outputs/human/product/long/satellite_imagery/docx/dheeraj_chand_product_long_satellite_imagery.docx
@@ -356,7 +356,7 @@
     </w:p>
     <w:p>
       <w:r>
-        <w:t>Impact: Saved PAC $840,000 annually in polling costs. Supported polling for presidential, gubernatorial, congressional, and senatorial campaigns.</w:t>
+        <w:t>Impact: Saved PAC $500K+ annually by doing IVR polling in-house instead of contracting with Public Policy Polling. Supported campaigns for Senators Heinrich and Warren.</w:t>
       </w:r>
     </w:p>
     <w:p>

--- a/outputs/human/product/long/satellite_imagery/docx/dheeraj_chand_product_long_satellite_imagery.docx
+++ b/outputs/human/product/long/satellite_imagery/docx/dheeraj_chand_product_long_satellite_imagery.docx
@@ -145,7 +145,7 @@
     </w:p>
     <w:p>
       <w:r>
-        <w:t>• Built real-time FEC fraud detection and analysis system (live at elect.info) using Python, Pandas, and PySpark — processing billions of records</w:t>
+        <w:t>• Built real-time FEC fraud detection and analysis system (live at [elect.info](https://elect.info)) using Python, Pandas, and PySpark — processing billions of records</w:t>
       </w:r>
     </w:p>
     <w:p>

--- a/outputs/human/product/long/satellite_imagery/docx/dheeraj_chand_product_long_satellite_imagery.docx
+++ b/outputs/human/product/long/satellite_imagery/docx/dheeraj_chand_product_long_satellite_imagery.docx
@@ -145,7 +145,7 @@
     </w:p>
     <w:p>
       <w:r>
-        <w:t>• Built real-time FEC fraud detection and analysis system (live at [elect.info](https://elect.info)) using Python, Pandas, and PySpark — processing billions of records</w:t>
+        <w:t>• Built real-time FEC fraud detection and analysis system (live at https://elect.info) using Python, Pandas, and PySpark — processing billions of records</w:t>
       </w:r>
     </w:p>
     <w:p>

--- a/outputs/human/product/long/satellite_imagery/docx/dheeraj_chand_product_long_satellite_imagery.docx
+++ b/outputs/human/product/long/satellite_imagery/docx/dheeraj_chand_product_long_satellite_imagery.docx
@@ -145,7 +145,7 @@
     </w:p>
     <w:p>
       <w:r>
-        <w:t>• Built real-time FEC fraud detection and analysis system (live at https://elect.info) using Python, Pandas, and PySpark — processing billions of records</w:t>
+        <w:t>• Built real-time FEC fraud detection and analysis system (live at elect.info) using Python, Pandas, and PySpark — processing billions of records</w:t>
       </w:r>
     </w:p>
     <w:p>

--- a/outputs/human/product/long/satellite_imagery/docx/dheeraj_chand_product_long_satellite_imagery.docx
+++ b/outputs/human/product/long/satellite_imagery/docx/dheeraj_chand_product_long_satellite_imagery.docx
@@ -318,7 +318,7 @@
         <w:pStyle w:val="Heading3"/>
       </w:pPr>
       <w:r>
-        <w:t>siege_utilities — Geospatial Data Sciences Library (2019 - Present)</w:t>
+        <w:t>[Siege Utilities](https://github.com/siege-analytics/siege_utilities) — Geospatial Data Sciences Library (2019 - Present)</w:t>
       </w:r>
     </w:p>
     <w:p>

--- a/outputs/human/product/long/satellite_imagery/docx/dheeraj_chand_product_long_satellite_imagery.docx
+++ b/outputs/human/product/long/satellite_imagery/docx/dheeraj_chand_product_long_satellite_imagery.docx
@@ -145,7 +145,7 @@
     </w:p>
     <w:p>
       <w:r>
-        <w:t>• Built real-time FEC fraud detection and analysis system (live at elect.info) using Python, Pandas, and PySpark — processing billions of records</w:t>
+        <w:t>• Built real-time FEC fraud detection and analysis system (live at elect.info) using Python, Pandas, and PySpark — applied the same federated medallion pattern from Civic Graph to campaign finance data from thousands of committees with different reporting formats</w:t>
       </w:r>
     </w:p>
     <w:p>
@@ -168,7 +168,7 @@
     </w:p>
     <w:p>
       <w:r>
-        <w:t>• Led design and implementation of an enterprise-scale multi-tenant data warehouse for geo-referenced demographic, econometric, and electoral data</w:t>
+        <w:t>• Designed and built Civic Graph — a federated medallion architecture data warehouse harmonizing behavioral, attitudinal, demographic, econometric, and geographical data from state, federal, and international agencies into a unified analytical layer</w:t>
       </w:r>
     </w:p>
     <w:p>
@@ -323,12 +323,12 @@
     </w:p>
     <w:p>
       <w:r>
-        <w:t>Open-source Python library powering all Siege Analytics workflows. 37 GeoDjango models for Census TIGER, NCES, NLRB, and Federal Judicial Districts. 9 population services for demographic analysis. PySpark/Apache Sedona distributed computing utilities. Census API integration for ACS, Decennial, and PL 94-171 redistricting data. Hydra + Pydantic configuration system. 1,884+ tests. Dual-licensed AGPLv3/Commercial.</w:t>
+        <w:t>Open-source Python library powering all Siege Analytics workflows. 37 GeoDjango models for Census TIGER, NCES, NLRB, and Federal Judicial Districts. 9 population services for demographic analysis. PySpark/Apache Sedona distributed computing utilities. Includes geospatial computation functions that run inside Databricks without Apache Sedona or C library dependencies. Census API integration for ACS, Decennial, and PL 94-171 redistricting data. Hydra + Pydantic configuration system. 1,884+ tests. Dual-licensed AGPLv3/Commercial.</w:t>
       </w:r>
     </w:p>
     <w:p>
       <w:r>
-        <w:t>Technologies: Python, GeoDjango, PostGIS, PySpark, Apache Sedona, Hydra, Pydantic, Snowflake, Census API</w:t>
+        <w:t>Technologies: Python, GeoDjango, PostGIS, PySpark, Apache Sedona, Databricks, Hydra, Pydantic, Snowflake, Census API</w:t>
       </w:r>
     </w:p>
     <w:p>
